--- a/docs/network-analyzer-guide.docx
+++ b/docs/network-analyzer-guide.docx
@@ -326,10 +326,56 @@
         <w:pStyle w:val="Heading1"/>
       </w:pPr>
       <w:r>
+        <w:t>4. 近期新增功能（2026-09）</w:t>
+      </w:r>
+    </w:p>
+    <w:p>
+      <w:pPr/>
+      <w:r>
+        <w:t>以下為 2026 年 9 月新增或強化的功能：</w:t>
+      </w:r>
+    </w:p>
+    <w:p>
+      <w:pPr>
+        <w:pStyle w:val="ListBullet"/>
+      </w:pPr>
+      <w:r>
+        <w:t>跨工具活動時間軸：日誌分析、設定產生器、交換器分析、防火牆分析完成後，以及去識別化工具處理完成後，主頁會依時間列出最近的處理紀錄（工具、廠牌、裝置名稱）；可匯出為 JSON 稽核紀錄。</w:t>
+      </w:r>
+    </w:p>
+    <w:p>
+      <w:pPr>
+        <w:pStyle w:val="ListBullet"/>
+      </w:pPr>
+      <w:r>
+        <w:t>時間軸篩選與清除：紀錄涵蓋兩種以上工具時會出現工具篩選下拉選單；「清除」會同時清掉去識別化工具的最近紀錄（確認視窗會提醒）。</w:t>
+      </w:r>
+    </w:p>
+    <w:p>
+      <w:pPr>
+        <w:pStyle w:val="ListBullet"/>
+      </w:pPr>
+      <w:r>
+        <w:t>偵測依據說明：拖放檔案後，結果卡片可展開查看判斷為哪個工具的命中規則，以及檔案前 8 行預覽，方便確認自動偵測是否正確。</w:t>
+      </w:r>
+    </w:p>
+    <w:p>
+      <w:pPr>
+        <w:pStyle w:val="ListBullet"/>
+      </w:pPr>
+      <w:r>
+        <w:t>所有紀錄僅存在本機瀏覽器（localStorage），不會上傳。</w:t>
+      </w:r>
+    </w:p>
+    <w:p>
+      <w:pPr>
+        <w:pStyle w:val="Heading1"/>
+      </w:pPr>
+      <w:r>
         <w:rPr>
           <w:color w:val="0096C8"/>
         </w:rPr>
-        <w:t>4. 注意事項</w:t>
+        <w:t>5. 注意事項</w:t>
       </w:r>
     </w:p>
     <w:p>
@@ -384,7 +430,7 @@
         <w:rPr>
           <w:color w:val="0096C8"/>
         </w:rPr>
-        <w:t>5. 彩蛋與隱藏功能</w:t>
+        <w:t>6. 彩蛋與隱藏功能</w:t>
       </w:r>
     </w:p>
     <w:p>

--- a/docs/network-analyzer-guide.docx
+++ b/docs/network-analyzer-guide.docx
@@ -369,6 +369,14 @@
     </w:p>
     <w:p>
       <w:pPr>
+        <w:pStyle w:val="ListBullet"/>
+      </w:pPr>
+      <w:r>
+        <w:t>多檔拖放：一次拖放（或用選取檔案）兩個以上檔案時，會逐檔判斷並依工具分組列出，每個檔案旁有「開啟」按鈕，開啟後按鈕打勾且清單保留，可接著開下一個；無法辨識的檔案可改送去識別化工具。單一檔案的操作方式不變。</w:t>
+      </w:r>
+    </w:p>
+    <w:p>
+      <w:pPr>
         <w:pStyle w:val="Heading1"/>
       </w:pPr>
       <w:r>

--- a/docs/network-analyzer-guide.docx
+++ b/docs/network-analyzer-guide.docx
@@ -377,6 +377,14 @@
     </w:p>
     <w:p>
       <w:pPr>
+        <w:pStyle w:val="ListBullet"/>
+      </w:pPr>
+      <w:r>
+        <w:t>多檔開啟時，按下某個檔案的「開啟」後，清單按鈕會暫時停用，直到目標工具接收到檔案（通常不到 1 秒，最多 10 秒）才恢復，避免連續點擊時兩個檔案互相覆蓋。</w:t>
+      </w:r>
+    </w:p>
+    <w:p>
+      <w:pPr>
         <w:pStyle w:val="Heading1"/>
       </w:pPr>
       <w:r>

--- a/docs/network-analyzer-guide.docx
+++ b/docs/network-analyzer-guide.docx
@@ -385,6 +385,22 @@
     </w:p>
     <w:p>
       <w:pPr>
+        <w:pStyle w:val="ListBullet"/>
+      </w:pPr>
+      <w:r>
+        <w:t>語言偏好會記住並在 6 個工具間共用；第一次使用時依瀏覽器語言自動選擇繁體中文、英文或日文。</w:t>
+      </w:r>
+    </w:p>
+    <w:p>
+      <w:pPr>
+        <w:pStyle w:val="ListBullet"/>
+      </w:pPr>
+      <w:r>
+        <w:t>無障礙與可讀性改善：各工具輸入欄位補上可供螢幕閱讀器讀出的名稱、頁面主標題改為標準標題元素，過小的文字放大；手機版不再出現橫向捲動。</w:t>
+      </w:r>
+    </w:p>
+    <w:p>
+      <w:pPr>
         <w:pStyle w:val="Heading1"/>
       </w:pPr>
       <w:r>

--- a/docs/network-analyzer-guide.docx
+++ b/docs/network-analyzer-guide.docx
@@ -401,6 +401,14 @@
     </w:p>
     <w:p>
       <w:pPr>
+        <w:pStyle w:val="ListBullet"/>
+      </w:pPr>
+      <w:r>
+        <w:t>綜合健檢摘要：總覽頁新增「綜合健檢摘要」卡片。在交換器、防火牆或 log 分析工具完成分析後，會自動記下該設備（或該份 log）最近一次的結果——等級與分數、高／中風險數、建議優先處理的前三項（log 為問題數、高風險數與未處理數）。按「下載報告」可取得一份 Markdown 綜合健檢報告：總覽（各工具數量、設備等級分布、需優先關注的 D／F 級設備、有高風險問題的 log、多台共同的優先問題）與各設備摘要表。只保存摘要（同一台只留最新一筆、最多 20 筆），不含設定檔或 log 原文；按「清除」可刪除。</w:t>
+      </w:r>
+    </w:p>
+    <w:p>
+      <w:pPr>
         <w:pStyle w:val="Heading1"/>
       </w:pPr>
       <w:r>

--- a/docs/network-analyzer-guide.docx
+++ b/docs/network-analyzer-guide.docx
@@ -409,6 +409,14 @@
     </w:p>
     <w:p>
       <w:pPr>
+        <w:pStyle w:val="ListBullet"/>
+      </w:pPr>
+      <w:r>
+        <w:t>拖放 Palo Alto XML 匯出檔（根標籤帶版本屬性）時可正確自動分派到防火牆分析工具。</w:t>
+      </w:r>
+    </w:p>
+    <w:p>
+      <w:pPr>
         <w:pStyle w:val="Heading1"/>
       </w:pPr>
       <w:r>

--- a/docs/network-analyzer-guide.docx
+++ b/docs/network-analyzer-guide.docx
@@ -417,6 +417,14 @@
     </w:p>
     <w:p>
       <w:pPr>
+        <w:pStyle w:val="ListBullet"/>
+      </w:pPr>
+      <w:r>
+        <w:t>版面修正：工具卡片標題列可換行，「Experimental」標籤不再被切掉。</w:t>
+      </w:r>
+    </w:p>
+    <w:p>
+      <w:pPr>
         <w:pStyle w:val="Heading1"/>
       </w:pPr>
       <w:r>

--- a/docs/network-analyzer-guide.docx
+++ b/docs/network-analyzer-guide.docx
@@ -425,6 +425,14 @@
     </w:p>
     <w:p>
       <w:pPr>
+        <w:pStyle w:val="ListBullet"/>
+      </w:pPr>
+      <w:r>
+        <w:t>2026-10-01 修正：拖放 Cisco IOS／Comware 設備 log 原本會被誤送到交換器分析；ISO 時間格式 syslog、IIS W3C、Apache／Nginx 存取 log、多筆 NDJSON 與 JSON 事件陣列、MikroTik 本機 log 原本判定為無法識別，現皆導向 log 分析。</w:t>
+      </w:r>
+    </w:p>
+    <w:p>
+      <w:pPr>
         <w:pStyle w:val="Heading1"/>
       </w:pPr>
       <w:r>

--- a/docs/network-analyzer-guide.docx
+++ b/docs/network-analyzer-guide.docx
@@ -433,6 +433,14 @@
     </w:p>
     <w:p>
       <w:pPr>
+        <w:pStyle w:val="ListBullet"/>
+      </w:pPr>
+      <w:r>
+        <w:t>2026-10-01（續）修正：拖放 NX-OS（未啟用 feature）與沒有檔頭的 ProCurve 設定可正確導向交換器分析。</w:t>
+      </w:r>
+    </w:p>
+    <w:p>
+      <w:pPr>
         <w:pStyle w:val="Heading1"/>
       </w:pPr>
       <w:r>

--- a/docs/network-analyzer-guide.docx
+++ b/docs/network-analyzer-guide.docx
@@ -441,6 +441,70 @@
     </w:p>
     <w:p>
       <w:pPr>
+        <w:pStyle w:val="ListBullet"/>
+      </w:pPr>
+      <w:r>
+        <w:t>拖放 VyOS 設定檔（config.boot 或 set 指令）會自動判斷並轉到防火牆分析的 VyOS 欄位。</w:t>
+      </w:r>
+    </w:p>
+    <w:p>
+      <w:pPr>
+        <w:pStyle w:val="ListBullet"/>
+      </w:pPr>
+      <w:r>
+        <w:t>拖放 iptables-save 或 nft list ruleset 的輸出會轉到防火牆分析的 Linux 欄位。</w:t>
+      </w:r>
+    </w:p>
+    <w:p>
+      <w:pPr>
+        <w:pStyle w:val="ListBullet"/>
+      </w:pPr>
+      <w:r>
+        <w:t>拖放 Cisco Business（CBS／SG）設定檔會自動轉到交換器分析。</w:t>
+      </w:r>
+    </w:p>
+    <w:p>
+      <w:pPr>
+        <w:pStyle w:val="ListBullet"/>
+      </w:pPr>
+      <w:r>
+        <w:t>拖放 AWS 安全群組或 Azure NSG 的 JSON 會轉到防火牆分析的雲端欄位。</w:t>
+      </w:r>
+    </w:p>
+    <w:p>
+      <w:pPr>
+        <w:pStyle w:val="ListBullet"/>
+      </w:pPr>
+      <w:r>
+        <w:t>拖放 AWS VPC Flow Logs 或 Azure flow logs 會轉到 log 分析。</w:t>
+      </w:r>
+    </w:p>
+    <w:p>
+      <w:pPr>
+        <w:pStyle w:val="ListBullet"/>
+      </w:pPr>
+      <w:r>
+        <w:t>拖放 Cumulus Linux 的 NVUE 設定（YAML 或 nv set 指令）會轉到交換器分析；檔案選擇視窗可選 .yaml、.yml、.rsc。</w:t>
+      </w:r>
+    </w:p>
+    <w:p>
+      <w:pPr>
+        <w:pStyle w:val="ListBullet"/>
+      </w:pPr>
+      <w:r>
+        <w:t>拖放 Allied Telesis AlliedWare Plus 設定檔會轉到交換器分析。</w:t>
+      </w:r>
+    </w:p>
+    <w:p>
+      <w:pPr>
+        <w:pStyle w:val="ListBullet"/>
+      </w:pPr>
+      <w:r>
+        <w:t>拖放 Meraki MX Dashboard API 回應（JSON）會導向防火牆分析的雲端欄位。</w:t>
+      </w:r>
+    </w:p>
+    <w:p>
+      <w:pPr>
         <w:pStyle w:val="Heading1"/>
       </w:pPr>
       <w:r>

--- a/docs/network-analyzer-guide.docx
+++ b/docs/network-analyzer-guide.docx
@@ -505,6 +505,14 @@
     </w:p>
     <w:p>
       <w:pPr>
+        <w:pStyle w:val="ListBullet"/>
+      </w:pPr>
+      <w:r>
+        <w:t>拖放 Comware 設定時，若內容有 H3C 或 HPE 的廠牌字樣，會分開標示 H3C Comware／HPE Comware。</w:t>
+      </w:r>
+    </w:p>
+    <w:p>
+      <w:pPr>
         <w:pStyle w:val="Heading1"/>
       </w:pPr>
       <w:r>

--- a/docs/network-analyzer-guide.docx
+++ b/docs/network-analyzer-guide.docx
@@ -513,6 +513,14 @@
     </w:p>
     <w:p>
       <w:pPr>
+        <w:pStyle w:val="ListBullet"/>
+      </w:pPr>
+      <w:r>
+        <w:t>2026-10-05：拖放含 security-policy 與 security-zone 的 H3C 設定檔會開啟防火牆分析器（H3C SecPath 欄位），一般 Comware 交換器設定仍開啟交換器分析器。</w:t>
+      </w:r>
+    </w:p>
+    <w:p>
+      <w:pPr>
         <w:pStyle w:val="Heading1"/>
       </w:pPr>
       <w:r>

--- a/docs/network-analyzer-guide.docx
+++ b/docs/network-analyzer-guide.docx
@@ -521,6 +521,14 @@
     </w:p>
     <w:p>
       <w:pPr>
+        <w:pStyle w:val="ListBullet"/>
+      </w:pPr>
+      <w:r>
+        <w:t>2026-10-05：拖放 Palo Alto Panorama 匯出（含 device-group）會開啟防火牆分析器的 Palo Alto 欄位。</w:t>
+      </w:r>
+    </w:p>
+    <w:p>
+      <w:pPr>
         <w:pStyle w:val="Heading1"/>
       </w:pPr>
       <w:r>

--- a/docs/network-analyzer-guide.docx
+++ b/docs/network-analyzer-guide.docx
@@ -529,6 +529,14 @@
     </w:p>
     <w:p>
       <w:pPr>
+        <w:pStyle w:val="ListBullet"/>
+      </w:pPr>
+      <w:r>
+        <w:t>2026-10-05：拖放無線控制器設定檔（Cisco 9800／AireOS、Aruba、H3C WX）會開啟防火牆分析器的「無線控制器」欄位並顯示 WiFi 分析。</w:t>
+      </w:r>
+    </w:p>
+    <w:p>
+      <w:pPr>
         <w:pStyle w:val="Heading1"/>
       </w:pPr>
       <w:r>

--- a/docs/network-analyzer-guide.docx
+++ b/docs/network-analyzer-guide.docx
@@ -537,6 +537,14 @@
     </w:p>
     <w:p>
       <w:pPr>
+        <w:pStyle w:val="ListBullet"/>
+      </w:pPr>
+      <w:r>
+        <w:t>2026-10-05：拖放 Extreme VOSS／Fabric Engine 設定檔會開啟交換器分析。</w:t>
+      </w:r>
+    </w:p>
+    <w:p>
+      <w:pPr>
         <w:pStyle w:val="Heading1"/>
       </w:pPr>
       <w:r>

--- a/docs/network-analyzer-guide.docx
+++ b/docs/network-analyzer-guide.docx
@@ -545,6 +545,14 @@
     </w:p>
     <w:p>
       <w:pPr>
+        <w:pStyle w:val="ListBullet"/>
+      </w:pPr>
+      <w:r>
+        <w:t>2026-10-06 入口頁可辨識 Netgate TNSR 設定檔（show configuration running cli），拖放後導向防火牆分析器的 TNSR 欄位。</w:t>
+      </w:r>
+    </w:p>
+    <w:p>
+      <w:pPr>
         <w:pStyle w:val="Heading1"/>
       </w:pPr>
       <w:r>

--- a/docs/network-analyzer-guide.docx
+++ b/docs/network-analyzer-guide.docx
@@ -553,6 +553,14 @@
     </w:p>
     <w:p>
       <w:pPr>
+        <w:pStyle w:val="ListBullet"/>
+      </w:pPr>
+      <w:r>
+        <w:t>2026-10-06 入口頁可辨識 Broadcom EFOS 設定檔，拖放後導向交換器分析。</w:t>
+      </w:r>
+    </w:p>
+    <w:p>
+      <w:pPr>
         <w:pStyle w:val="Heading1"/>
       </w:pPr>
       <w:r>

--- a/docs/network-analyzer-guide.docx
+++ b/docs/network-analyzer-guide.docx
@@ -561,6 +561,14 @@
     </w:p>
     <w:p>
       <w:pPr>
+        <w:pStyle w:val="ListBullet"/>
+      </w:pPr>
+      <w:r>
+        <w:t>2026-10-07 新增「工作區打包」：把各工具存在這個瀏覽器的設定（log 篩選條件與自訂規則、防火牆接受風險／命名規則／到期關鍵字、交換器黃金範本、稽核工作底稿、健康度歷史、活動時間軸、語言與主題）匯出成一個 JSON 檔，換電腦或交接時按「還原工作區」一次還原，重新開啟各工具即套用。產生器模板與草稿可能含 IP、帳號、密碼，預設不附，勾選後才附上，也可一併附加去識別化對照表、log 基準線等檔案（對照表含原始資料，請只透過信任的管道傳遞）；還原時附加檔案會列出下載連結，請到對應工具匯入。log 分析的威脅情資、安全清單與 ASN 資料庫原本就不保存在瀏覽器，不會自動打包。</w:t>
+      </w:r>
+    </w:p>
+    <w:p>
+      <w:pPr>
         <w:pStyle w:val="Heading1"/>
       </w:pPr>
       <w:r>

--- a/docs/network-analyzer-guide.docx
+++ b/docs/network-analyzer-guide.docx
@@ -569,6 +569,14 @@
     </w:p>
     <w:p>
       <w:pPr>
+        <w:pStyle w:val="ListBullet"/>
+      </w:pPr>
+      <w:r>
+        <w:t>2026-10-07 修正入口頁拖放判斷：設定前帶有版本資訊的匯出檔（如 Oxidized 等備份工具的錄製）也能導向正確工具——FortiGate 不再被導向交換器分析，Cisco FTD、Ruckus ICX 堆疊、Aruba CX、沒有防火牆規則的 MikroTik 路由器匯出檔也能判斷。</w:t>
+      </w:r>
+    </w:p>
+    <w:p>
+      <w:pPr>
         <w:pStyle w:val="Heading1"/>
       </w:pPr>
       <w:r>

--- a/docs/network-analyzer-guide.docx
+++ b/docs/network-analyzer-guide.docx
@@ -577,6 +577,14 @@
     </w:p>
     <w:p>
       <w:pPr>
+        <w:pStyle w:val="ListBullet"/>
+      </w:pPr>
+      <w:r>
+        <w:t>2026-10-07 入口頁可辨識 Netgear Smart Managed Pro（GS7xx）設定檔，拖放後導向交換器分析。</w:t>
+      </w:r>
+    </w:p>
+    <w:p>
+      <w:pPr>
         <w:pStyle w:val="Heading1"/>
       </w:pPr>
       <w:r>

--- a/docs/network-analyzer-guide.docx
+++ b/docs/network-analyzer-guide.docx
@@ -585,6 +585,14 @@
     </w:p>
     <w:p>
       <w:pPr>
+        <w:pStyle w:val="ListBullet"/>
+      </w:pPr>
+      <w:r>
+        <w:t>總覽頁拖放：RANCID 備份檔頭（paloalto 導向防火牆、arista／cisco-nx 導向交換器）、Arista boot system flash *.swi 與 Check Point Management API JSON 皆能自動判斷。</w:t>
+      </w:r>
+    </w:p>
+    <w:p>
+      <w:pPr>
         <w:pStyle w:val="Heading1"/>
       </w:pPr>
       <w:r>

--- a/docs/network-analyzer-guide.docx
+++ b/docs/network-analyzer-guide.docx
@@ -593,6 +593,14 @@
     </w:p>
     <w:p>
       <w:pPr>
+        <w:pStyle w:val="ListBullet"/>
+      </w:pPr>
+      <w:r>
+        <w:t>總覽頁拖放可自動辨識 Zeek（JSON／TSV）、CrowdStrike Falcon 與 Microsoft Defender 的 log，導向 log 分析。</w:t>
+      </w:r>
+    </w:p>
+    <w:p>
+      <w:pPr>
         <w:pStyle w:val="Heading1"/>
       </w:pPr>
       <w:r>

--- a/docs/network-analyzer-guide.docx
+++ b/docs/network-analyzer-guide.docx
@@ -601,6 +601,14 @@
     </w:p>
     <w:p>
       <w:pPr>
+        <w:pStyle w:val="ListBullet"/>
+      </w:pPr>
+      <w:r>
+        <w:t>總覽頁的 log 分析卡片列出已支援的廠牌與格式（防火牆、IDS／EDR、雲端紀錄等），滑鼠移到標籤上可看到各廠牌的擬人化介紹。</w:t>
+      </w:r>
+    </w:p>
+    <w:p>
+      <w:pPr>
         <w:pStyle w:val="Heading1"/>
       </w:pPr>
       <w:r>

--- a/docs/network-analyzer-guide.docx
+++ b/docs/network-analyzer-guide.docx
@@ -609,6 +609,14 @@
     </w:p>
     <w:p>
       <w:pPr>
+        <w:pStyle w:val="ListBullet"/>
+      </w:pPr>
+      <w:r>
+        <w:t>總覽頁拖放判斷可辨識 AWS S3 存取紀錄、Azure Activity Log 與 GCP Cloud Audit Logs，log 分析卡片同步列出並附擬人化介紹。</w:t>
+      </w:r>
+    </w:p>
+    <w:p>
+      <w:pPr>
         <w:pStyle w:val="Heading1"/>
       </w:pPr>
       <w:r>

--- a/docs/network-analyzer-guide.docx
+++ b/docs/network-analyzer-guide.docx
@@ -617,6 +617,22 @@
     </w:p>
     <w:p>
       <w:pPr>
+        <w:pStyle w:val="ListBullet"/>
+      </w:pPr>
+      <w:r>
+        <w:t>可直接拖放 .gz 壓縮檔，解壓後照常判斷該用哪個工具。</w:t>
+      </w:r>
+    </w:p>
+    <w:p>
+      <w:pPr>
+        <w:pStyle w:val="ListBullet"/>
+      </w:pPr>
+      <w:r>
+        <w:t>首頁新增羊駝成就徽章，依各工具的使用紀錄解鎖。</w:t>
+      </w:r>
+    </w:p>
+    <w:p>
+      <w:pPr>
         <w:pStyle w:val="Heading1"/>
       </w:pPr>
       <w:r>

--- a/docs/network-analyzer-guide.docx
+++ b/docs/network-analyzer-guide.docx
@@ -633,6 +633,22 @@
     </w:p>
     <w:p>
       <w:pPr>
+        <w:pStyle w:val="ListBullet"/>
+      </w:pPr>
+      <w:r>
+        <w:t>可直接拖放 .zip 壓縮檔：內含多個檔案時逐一列出判斷結果，分別開啟對應工具；加密或過大的壓縮檔請先解壓。</w:t>
+      </w:r>
+    </w:p>
+    <w:p>
+      <w:pPr>
+        <w:pStyle w:val="ListBullet"/>
+      </w:pPr>
+      <w:r>
+        <w:t>綜合健檢摘要顯示趨勢：同一設備重新分析時保留最近 5 次的分數與問題數，摘要列與 Markdown 報告會顯示「分數 72 → 85（+13）」與問題數變化（log 只比較問題數）。</w:t>
+      </w:r>
+    </w:p>
+    <w:p>
+      <w:pPr>
         <w:pStyle w:val="Heading1"/>
       </w:pPr>
       <w:r>

--- a/docs/network-analyzer-guide.docx
+++ b/docs/network-analyzer-guide.docx
@@ -649,6 +649,22 @@
     </w:p>
     <w:p>
       <w:pPr>
+        <w:pStyle w:val="ListBullet"/>
+      </w:pPr>
+      <w:r>
+        <w:t>健檢趨勢小圖與歷次分數：綜合健檢摘要在趨勢後面以方塊字顯示最近幾次分數的高低，Markdown 報告多「歷次」欄（以 → 串接各次分數，log 為問題數）。</w:t>
+      </w:r>
+    </w:p>
+    <w:p>
+      <w:pPr>
+        <w:pStyle w:val="ListBullet"/>
+      </w:pPr>
+      <w:r>
+        <w:t>入口頁可判斷 Cloudflare Logpush 紀錄並導向 log 分析工具；log 支援清單另加 Cloudflare Logpush。</w:t>
+      </w:r>
+    </w:p>
+    <w:p>
+      <w:pPr>
         <w:pStyle w:val="Heading1"/>
       </w:pPr>
       <w:r>

--- a/docs/network-analyzer-guide.docx
+++ b/docs/network-analyzer-guide.docx
@@ -665,6 +665,30 @@
     </w:p>
     <w:p>
       <w:pPr>
+        <w:pStyle w:val="ListBullet"/>
+      </w:pPr>
+      <w:r>
+        <w:t>第一次使用（2026-10-15）：頁面最上方是拖放區與三步驟說明；每張工具卡片有「試用範例」，會開啟該工具並自動載入範例完成分析。工具數量較多的支援清單只先顯示 10 個，按「全部 N 種」展開。</w:t>
+      </w:r>
+    </w:p>
+    <w:p>
+      <w:pPr>
+        <w:pStyle w:val="ListBullet"/>
+      </w:pPr>
+      <w:r>
+        <w:t>貼錯工具時的引導：在交換器、防火牆或 log 工具分析後若沒有解析出內容，結果上方會提示「交給入口頁判斷」，按下後入口頁自動辨識該用哪個工具。</w:t>
+      </w:r>
+    </w:p>
+    <w:p>
+      <w:pPr>
+        <w:pStyle w:val="ListBullet"/>
+      </w:pPr>
+      <w:r>
+        <w:t>術語小辭典：入口頁下方收錄 30 個常見名詞（VDOM、LACP、遮蔽規則、beaconing、去識別化對照表等）的白話說明，可搜尋；各工具右上角「切換工具」選單也可直接開啟。</w:t>
+      </w:r>
+    </w:p>
+    <w:p>
+      <w:pPr>
         <w:pStyle w:val="Heading1"/>
       </w:pPr>
       <w:r>

--- a/docs/network-analyzer-guide.docx
+++ b/docs/network-analyzer-guide.docx
@@ -689,6 +689,14 @@
     </w:p>
     <w:p>
       <w:pPr>
+        <w:pStyle w:val="ListBullet"/>
+      </w:pPr>
+      <w:r>
+        <w:t>（2026-10 第三十輪）入口頁可自動判斷 Winlogbeat／NXLog 的 Windows 事件 JSON、事件檢視器 CSV、FreeRADIUS detail 檔與 389 Directory Server access log，log 卡片新增 Winlogbeat／NXLog 與 OpenLDAP／389 Directory Server 標籤。</w:t>
+      </w:r>
+    </w:p>
+    <w:p>
+      <w:pPr>
         <w:pStyle w:val="Heading1"/>
       </w:pPr>
       <w:r>

--- a/docs/network-analyzer-guide.docx
+++ b/docs/network-analyzer-guide.docx
@@ -697,6 +697,14 @@
     </w:p>
     <w:p>
       <w:pPr>
+        <w:pStyle w:val="ListBullet"/>
+      </w:pPr>
+      <w:r>
+        <w:t>羊駝夥伴（2026-10）：入口頁右下角新增羊駝，彩蛋改由羊駝的泡泡與口袋呈現，頂端彩蛋語言圖示收在口袋的「換裝」區；口袋的「被動彩蛋直接說出來」設定會隨工作區一起匯出。</w:t>
+      </w:r>
+    </w:p>
+    <w:p>
+      <w:pPr>
         <w:pStyle w:val="Heading1"/>
       </w:pPr>
       <w:r>

--- a/docs/network-analyzer-guide.docx
+++ b/docs/network-analyzer-guide.docx
@@ -705,6 +705,14 @@
     </w:p>
     <w:p>
       <w:pPr>
+        <w:pStyle w:val="ListBullet"/>
+      </w:pPr>
+      <w:r>
+        <w:t>以任務開始（2026-10）：入口頁最上方新增「你要做什麼？」四張任務卡——檢查設定有沒有破口、看 log 有沒有被入侵、換設備轉設定、交給廠商前遮蔽，每張卡直接連到對應工具，並可展開「怎麼從設備取得檔案」查看各廠牌的 CLI 指令與網頁介面路徑（可一鍵複製）。各頁顯示的支援廠牌數改為同一份清單計算，不再出現互相矛盾的數字。</w:t>
+      </w:r>
+    </w:p>
+    <w:p>
+      <w:pPr>
         <w:pStyle w:val="Heading1"/>
       </w:pPr>
       <w:r>

--- a/docs/network-analyzer-guide.docx
+++ b/docs/network-analyzer-guide.docx
@@ -713,6 +713,14 @@
     </w:p>
     <w:p>
       <w:pPr>
+        <w:pStyle w:val="ListBullet"/>
+      </w:pPr>
+      <w:r>
+        <w:t>放錯檔案時的說明（2026-10）：上傳 PDF、Word／Excel、截圖、Windows .evtx、封包擷取檔、加密 zip 或其他二進位檔時，會直接說明這是什麼檔、為什麼不能用、應該改拿哪種檔案，並附「怎麼從設備取得檔案」；解析不出內容時結果列也會顯示原因與取得檔案的連結。</w:t>
+      </w:r>
+    </w:p>
+    <w:p>
+      <w:pPr>
         <w:pStyle w:val="Heading1"/>
       </w:pPr>
       <w:r>

--- a/docs/network-analyzer-guide.docx
+++ b/docs/network-analyzer-guide.docx
@@ -721,6 +721,14 @@
     </w:p>
     <w:p>
       <w:pPr>
+        <w:pStyle w:val="ListBullet"/>
+      </w:pPr>
+      <w:r>
+        <w:t>綜合健檢標示韌體已遭利用漏洞：防火牆或交換器分析發現韌體落在 CISA KEV 範圍時，入口頁設備清單會標示數量，下載的健檢報告也會列出設備與 CVE 編號，方便決定先升級哪幾台。</w:t>
+      </w:r>
+    </w:p>
+    <w:p>
+      <w:pPr>
         <w:pStyle w:val="Heading1"/>
       </w:pPr>
       <w:r>
